--- a/testdata/docx/mc.docx
+++ b/testdata/docx/mc.docx
@@ -68,6 +68,14 @@
       <w:lvlRestart w:val="0"/>
     </w:lvl>
   </w:abstractNum>
+  <w:abstractNum w:abstractNumId="2">
+    <w:lvl w:ilvl="0">
+      <w:start w:val="1"/>
+      <w:numFmt w:val="bullet"/>
+      <w:lvlText w:val="x"/>
+      <w:lvlPicBulletId w:val="7"/>
+    </w:lvl>
+  </w:abstractNum>
   <w:num w:numId="10">
     <w:abstractNumId w:val="1"/>
   </w:num>
@@ -76,6 +84,9 @@
     <w:lvlOverride w:ilvl="0">
       <w:startOverride w:val="3"/>
     </w:lvlOverride>
+  </w:num>
+  <w:num w:numId="12">
+    <w:abstractNumId w:val="2"/>
   </w:num>
 </w:numbering>
 </file>

--- a/testdata/docx/mc.docx
+++ b/testdata/docx/mc.docx
@@ -7,15 +7,24 @@
         <mc:AlternateContent>
           <mc:Choice Requires="wps">
             <w:drawing>
-              <wps:txbx>
-                <w:txbxContent>
-                  <w:p>
-                    <w:r>
-                      <w:t>Choice text</w:t>
-                    </w:r>
-                  </w:p>
-                </w:txbxContent>
-              </wps:txbx>
+              <wp:anchor xmlns:wp="http://schemas.openxmlformats.org/drawingml/2006/wordprocessingDrawing">
+                <wp:positionH relativeFrom="margin">
+                  <wp:posOffset>127000</wp:posOffset>
+                </wp:positionH>
+                <wp:positionV relativeFrom="paragraph">
+                  <wp:posOffset>254000</wp:posOffset>
+                </wp:positionV>
+                <wp:extent cx="1270000" cy="635000"/>
+                <wps:txbx>
+                  <w:txbxContent>
+                    <w:p>
+                      <w:r>
+                        <w:t>Choice text</w:t>
+                      </w:r>
+                    </w:p>
+                  </w:txbxContent>
+                </wps:txbx>
+              </wp:anchor>
             </w:drawing>
           </mc:Choice>
           <mc:Fallback>
@@ -25,7 +34,35 @@
                   <w:txbxContent>
                     <w:p>
                       <w:r>
-                        <w:t>Fallback text</w:t>
+                        <w:t>Unselected fallback</w:t>
+                      </w:r>
+                    </w:p>
+                  </w:txbxContent>
+                </v:textbox>
+              </v:shape>
+            </w:pict>
+          </mc:Fallback>
+        </mc:AlternateContent>
+      </w:r>
+    </w:p>
+    <w:p>
+      <w:r>
+        <mc:AlternateContent>
+          <mc:Choice Requires="unsupported">
+            <w:p>
+              <w:r>
+                <w:t>Unselected choice</w:t>
+              </w:r>
+            </w:p>
+          </mc:Choice>
+          <mc:Fallback>
+            <w:pict>
+              <v:shape>
+                <v:textbox>
+                  <w:txbxContent>
+                    <w:p>
+                      <w:r>
+                        <w:t>VML fallback selected</w:t>
                       </w:r>
                     </w:p>
                   </w:txbxContent>
